--- a/prints/病と科学_体感ワークシート_配布用.docx
+++ b/prints/病と科学_体感ワークシート_配布用.docx
@@ -222,7 +222,7 @@
           <w:sz w:val="20"/>
           <w:szCs w:val="20"/>
         </w:rPr>
-        <w:t xml:space="preserve">　科学信仰チェック　（読む前に「事前」、読み終えたら「事後」に○）</w:t>
+        <w:t xml:space="preserve">　科学信仰度チェック　（読む前に「前」、読み終えたら「後」に点を書く）</w:t>
       </w:r>
     </w:p>
     <w:p>
@@ -240,7 +240,7 @@
           <w:sz w:val="20"/>
           <w:szCs w:val="20"/>
         </w:rPr>
-        <w:t xml:space="preserve">　　４＝とてもそう思う　３＝そう思う　２＝あまり思わない　１＝思わない</w:t>
+        <w:t xml:space="preserve">　４＝とてもそう思う　３＝そう思う　２＝あまり思わない　１＝思わない</w:t>
       </w:r>
     </w:p>
     <w:p>
@@ -258,7 +258,7 @@
           <w:sz w:val="20"/>
           <w:szCs w:val="20"/>
         </w:rPr>
-        <w:t xml:space="preserve">１　いつか科学は、すべての病気を治せるようになる。　　事前　４・３・２・１　事後　４・３・２・１</w:t>
+        <w:t xml:space="preserve">　　　　　　　　　　　　　　　　　　　　　　　　　　前　　　　後</w:t>
       </w:r>
     </w:p>
     <w:p>
@@ -276,7 +276,7 @@
           <w:sz w:val="20"/>
           <w:szCs w:val="20"/>
         </w:rPr>
-        <w:t xml:space="preserve">２　検査で「異常なし」なら、不調も気のせいだ。　　　　事前　４・３・２・１　事後　４・３・２・１</w:t>
+        <w:t xml:space="preserve">１　いつか科学は、すべての病気を治せる。　　　　〔　　〕　〔　　〕</w:t>
       </w:r>
     </w:p>
     <w:p>
@@ -294,7 +294,7 @@
           <w:sz w:val="20"/>
           <w:szCs w:val="20"/>
         </w:rPr>
-        <w:t xml:space="preserve">３　医師が言うことは、自分の感じ方よりも正しい。　　　事前　４・３・２・１　事後　４・３・２・１</w:t>
+        <w:t xml:space="preserve">２　検査で異常なしなら、不調は気のせいだ。　　　〔　　〕　〔　　〕</w:t>
       </w:r>
     </w:p>
     <w:p>
@@ -312,7 +312,7 @@
           <w:sz w:val="20"/>
           <w:szCs w:val="20"/>
         </w:rPr>
-        <w:t xml:space="preserve">４　熱が平熱なら、学校は休むべきではない。　　　　　　事前　４・３・２・１　事後　４・３・２・１</w:t>
+        <w:t xml:space="preserve">３　医師の言うことは、自分の感覚より正しい。　　〔　　〕　〔　　〕</w:t>
       </w:r>
     </w:p>
     <w:p>
@@ -330,7 +330,7 @@
           <w:sz w:val="20"/>
           <w:szCs w:val="20"/>
         </w:rPr>
-        <w:t xml:space="preserve">５　薬を飲めば、痛みや熱は我慢しなくてよい。　　　　　事前　４・３・２・１　事後　４・３・２・１</w:t>
+        <w:t xml:space="preserve">４　熱が平熱なら、学校は休むべきではない。　　　〔　　〕　〔　　〕</w:t>
       </w:r>
     </w:p>
     <w:p>
@@ -348,7 +348,7 @@
           <w:sz w:val="20"/>
           <w:szCs w:val="20"/>
         </w:rPr>
-        <w:t xml:space="preserve">６　健康とは、検査の数値が全部基準値内のことだ。　　　事前　４・３・２・１　事後　４・３・２・１</w:t>
+        <w:t xml:space="preserve">５　痛みや熱は、薬で止めればよい。　　　　　　　〔　　〕　〔　　〕</w:t>
       </w:r>
     </w:p>
     <w:p>
@@ -366,7 +366,7 @@
           <w:sz w:val="20"/>
           <w:szCs w:val="20"/>
         </w:rPr>
-        <w:t xml:space="preserve">　読み終えて：数字が動いた問い〔　　〕　影響した本文（ページ・行）〔　　　　　　〕</w:t>
+        <w:t xml:space="preserve">６　健康とは、検査の数値が全部基準内のことだ。　〔　　〕　〔　　〕</w:t>
       </w:r>
     </w:p>
     <w:p>
@@ -384,32 +384,162 @@
           <w:sz w:val="20"/>
           <w:szCs w:val="20"/>
         </w:rPr>
-        <w:t xml:space="preserve">　理由（動かなかった人は、動かなかった理由）</w:t>
-      </w:r>
-    </w:p>
-    <w:p>
-      <w:pPr>
-        <w:rPr>
-          <w:sz w:val="20"/>
-          <w:szCs w:val="20"/>
-        </w:rPr>
-      </w:pPr>
-    </w:p>
-    <w:p>
-      <w:pPr>
-        <w:rPr>
-          <w:sz w:val="20"/>
-          <w:szCs w:val="20"/>
-        </w:rPr>
-      </w:pPr>
-    </w:p>
-    <w:p>
-      <w:pPr>
-        <w:rPr>
-          <w:sz w:val="20"/>
-          <w:szCs w:val="20"/>
-        </w:rPr>
-      </w:pPr>
+        <w:t xml:space="preserve">　　　　　　　　　　　　　　　合計（６〜２４点）〔　　〕　〔　　〕</w:t>
+      </w:r>
+    </w:p>
+    <w:p>
+      <w:pPr>
+        <w:rPr>
+          <w:sz w:val="20"/>
+          <w:szCs w:val="20"/>
+        </w:rPr>
+      </w:pPr>
+      <w:r>
+        <w:rPr>
+          <w:rFonts w:ascii="UD Digi Kyokasho NK-R" w:eastAsia="UD Digi Kyokasho NK-R" w:hAnsi="UD Digi Kyokasho NK-R" w:cs="UD Digi Kyokasho NK-R"/>
+          <w:b/>
+          <w:bCs/>
+          <w:sz w:val="20"/>
+          <w:szCs w:val="20"/>
+        </w:rPr>
+        <w:t xml:space="preserve">　合計点の高さに、左の「科学信仰度計」で印を付けよう（前は鉛筆、後は赤）。</w:t>
+      </w:r>
+    </w:p>
+    <w:p>
+      <w:pPr>
+        <w:rPr>
+          <w:sz w:val="20"/>
+          <w:szCs w:val="20"/>
+        </w:rPr>
+      </w:pPr>
+      <w:r>
+        <w:rPr>
+          <w:noProof/>
+        </w:rPr>
+        <w:drawing>
+          <wp:anchor distT="0" distB="0" distL="0" distR="0" simplePos="0" relativeHeight="251700001" behindDoc="0" locked="0" layoutInCell="1" allowOverlap="1">
+            <wp:simplePos x="0" y="0"/>
+            <wp:positionH relativeFrom="column">
+              <wp:posOffset>-1086861</wp:posOffset>
+            </wp:positionH>
+            <wp:positionV relativeFrom="paragraph">
+              <wp:posOffset>982800</wp:posOffset>
+            </wp:positionV>
+            <wp:extent cx="1116000" cy="4680000"/>
+            <wp:effectExtent l="0" t="0" r="0" b="0"/>
+            <wp:wrapSquare wrapText="bothSides"/>
+            <wp:docPr id="1381717397" name="図解 1" descr="挿絵：合計点で科学信仰度とタイプがわかる体温計の形の目盛り"/>
+            <wp:cNvGraphicFramePr>
+              <a:graphicFrameLocks noChangeAspect="1"/>
+            </wp:cNvGraphicFramePr>
+            <a:graphic>
+              <a:graphicData uri="http://schemas.openxmlformats.org/drawingml/2006/picture">
+                <pic:pic>
+                  <pic:nvPicPr>
+                    <pic:cNvPr id="1381717397" name="ワーク0_科学信仰度計" descr="挿絵：合計点で科学信仰度とタイプがわかる体温計の形の目盛り"/>
+                    <pic:cNvPicPr/>
+                  </pic:nvPicPr>
+                  <pic:blipFill>
+                    <a:blip r:embed="rId39"/>
+                    <a:stretch>
+                      <a:fillRect/>
+                    </a:stretch>
+                  </pic:blipFill>
+                  <pic:spPr>
+                    <a:xfrm>
+                      <a:off x="0" y="0"/>
+                      <a:ext cx="1116000" cy="4680000"/>
+                    </a:xfrm>
+                    <a:prstGeom prst="rect">
+                      <a:avLst/>
+                    </a:prstGeom>
+                  </pic:spPr>
+                </pic:pic>
+              </a:graphicData>
+            </a:graphic>
+            <wp14:sizeRelH relativeFrom="margin">
+              <wp14:pctWidth>0</wp14:pctWidth>
+            </wp14:sizeRelH>
+            <wp14:sizeRelV relativeFrom="margin">
+              <wp14:pctHeight>0</wp14:pctHeight>
+            </wp14:sizeRelV>
+          </wp:anchor>
+        </w:drawing>
+      </w:r>
+    </w:p>
+    <w:p>
+      <w:pPr>
+        <w:rPr>
+          <w:sz w:val="20"/>
+          <w:szCs w:val="20"/>
+        </w:rPr>
+      </w:pPr>
+    </w:p>
+    <w:p>
+      <w:pPr>
+        <w:rPr>
+          <w:sz w:val="20"/>
+          <w:szCs w:val="20"/>
+        </w:rPr>
+      </w:pPr>
+    </w:p>
+    <w:p>
+      <w:pPr>
+        <w:rPr>
+          <w:sz w:val="20"/>
+          <w:szCs w:val="20"/>
+        </w:rPr>
+      </w:pPr>
+    </w:p>
+    <w:p>
+      <w:pPr>
+        <w:rPr>
+          <w:sz w:val="20"/>
+          <w:szCs w:val="20"/>
+        </w:rPr>
+      </w:pPr>
+    </w:p>
+    <w:p>
+      <w:pPr>
+        <w:rPr>
+          <w:sz w:val="20"/>
+          <w:szCs w:val="20"/>
+        </w:rPr>
+      </w:pPr>
+    </w:p>
+    <w:p>
+      <w:pPr>
+        <w:rPr>
+          <w:sz w:val="20"/>
+          <w:szCs w:val="20"/>
+        </w:rPr>
+      </w:pPr>
+    </w:p>
+    <w:p>
+      <w:pPr>
+        <w:rPr>
+          <w:sz w:val="20"/>
+          <w:szCs w:val="20"/>
+        </w:rPr>
+      </w:pPr>
+    </w:p>
+    <w:p>
+      <w:pPr>
+        <w:rPr>
+          <w:sz w:val="20"/>
+          <w:szCs w:val="20"/>
+        </w:rPr>
+      </w:pPr>
+      <w:r>
+        <w:rPr>
+          <w:rFonts w:ascii="UD Digi Kyokasho NK-R" w:eastAsia="UD Digi Kyokasho NK-R" w:hAnsi="UD Digi Kyokasho NK-R" w:cs="UD Digi Kyokasho NK-R"/>
+          <w:b/>
+          <w:bCs/>
+          <w:sz w:val="20"/>
+          <w:szCs w:val="20"/>
+        </w:rPr>
+        <w:t xml:space="preserve">　あなたのタイプ　　前〔　　　　　　〕派　→　後〔　　　　　　〕派</w:t>
+      </w:r>
     </w:p>
     <w:p>
       <w:pPr>
@@ -1529,7 +1659,7 @@
           <w:noProof/>
         </w:rPr>
         <w:drawing>
-          <wp:anchor distT="0" distB="0" distL="0" distR="0" simplePos="0" relativeHeight="251700001" behindDoc="0" locked="0" layoutInCell="1" allowOverlap="1">
+          <wp:anchor distT="0" distB="0" distL="0" distR="0" simplePos="0" relativeHeight="251700002" behindDoc="0" locked="0" layoutInCell="1" allowOverlap="1">
             <wp:simplePos x="0" y="0"/>
             <wp:positionH relativeFrom="column">
               <wp:posOffset>-666487</wp:posOffset>
@@ -1540,7 +1670,7 @@
             <wp:extent cx="828000" cy="2520000"/>
             <wp:effectExtent l="0" t="0" r="0" b="0"/>
             <wp:wrapSquare wrapText="bothSides"/>
-            <wp:docPr id="1381717397" name="図解 1" descr="挿絵：睡眠３時間で、走って健診の会場へ来たＡさん"/>
+            <wp:docPr id="1381717398" name="図解 2" descr="挿絵：睡眠３時間で、走って健診の会場へ来たＡさん"/>
             <wp:cNvGraphicFramePr>
               <a:graphicFrameLocks noChangeAspect="1"/>
             </wp:cNvGraphicFramePr>
@@ -1548,11 +1678,11 @@
               <a:graphicData uri="http://schemas.openxmlformats.org/drawingml/2006/picture">
                 <pic:pic>
                   <pic:nvPicPr>
-                    <pic:cNvPr id="1381717397" name="ワーク2_健診のＡさん" descr="挿絵：睡眠３時間で、走って健診の会場へ来たＡさん"/>
+                    <pic:cNvPr id="1381717398" name="ワーク2_健診のＡさん" descr="挿絵：睡眠３時間で、走って健診の会場へ来たＡさん"/>
                     <pic:cNvPicPr/>
                   </pic:nvPicPr>
                   <pic:blipFill>
-                    <a:blip r:embed="rId39"/>
+                    <a:blip r:embed="rId40"/>
                     <a:stretch>
                       <a:fillRect/>
                     </a:stretch>
@@ -2770,7 +2900,7 @@
           <w:noProof/>
         </w:rPr>
         <w:drawing>
-          <wp:anchor distT="0" distB="0" distL="0" distR="0" simplePos="0" relativeHeight="251700002" behindDoc="0" locked="0" layoutInCell="1" allowOverlap="1">
+          <wp:anchor distT="0" distB="0" distL="0" distR="0" simplePos="0" relativeHeight="251700003" behindDoc="0" locked="0" layoutInCell="1" allowOverlap="1">
             <wp:simplePos x="0" y="0"/>
             <wp:positionH relativeFrom="column">
               <wp:posOffset>-1086861</wp:posOffset>
@@ -2781,7 +2911,7 @@
             <wp:extent cx="1116000" cy="3240000"/>
             <wp:effectExtent l="0" t="0" r="0" b="0"/>
             <wp:wrapSquare wrapText="bothSides"/>
-            <wp:docPr id="1381717398" name="図解 2" descr="挿絵：すごく痛いのに、痛みメーターの表示は３"/>
+            <wp:docPr id="1381717399" name="図解 3" descr="挿絵：すごく痛いのに、痛みメーターの表示は３"/>
             <wp:cNvGraphicFramePr>
               <a:graphicFrameLocks noChangeAspect="1"/>
             </wp:cNvGraphicFramePr>
@@ -2789,11 +2919,11 @@
               <a:graphicData uri="http://schemas.openxmlformats.org/drawingml/2006/picture">
                 <pic:pic>
                   <pic:nvPicPr>
-                    <pic:cNvPr id="1381717398" name="ワーク4_痛みメーター" descr="挿絵：すごく痛いのに、痛みメーターの表示は３"/>
+                    <pic:cNvPr id="1381717399" name="ワーク4_痛みメーター" descr="挿絵：すごく痛いのに、痛みメーターの表示は３"/>
                     <pic:cNvPicPr/>
                   </pic:nvPicPr>
                   <pic:blipFill>
-                    <a:blip r:embed="rId40"/>
+                    <a:blip r:embed="rId41"/>
                     <a:stretch>
                       <a:fillRect/>
                     </a:stretch>
@@ -3358,7 +3488,7 @@
           <w:noProof/>
         </w:rPr>
         <w:drawing>
-          <wp:anchor distT="0" distB="0" distL="0" distR="0" simplePos="0" relativeHeight="251700003" behindDoc="0" locked="0" layoutInCell="1" allowOverlap="1">
+          <wp:anchor distT="0" distB="0" distL="0" distR="0" simplePos="0" relativeHeight="251700004" behindDoc="0" locked="0" layoutInCell="1" allowOverlap="1">
             <wp:simplePos x="0" y="0"/>
             <wp:positionH relativeFrom="column">
               <wp:posOffset>-926717</wp:posOffset>
@@ -3369,7 +3499,7 @@
             <wp:extent cx="972000" cy="2880000"/>
             <wp:effectExtent l="0" t="0" r="0" b="0"/>
             <wp:wrapSquare wrapText="bothSides"/>
-            <wp:docPr id="1381717399" name="図解 3" descr="挿絵：遺伝子からかかりやすい病気を表示する診断アプリ"/>
+            <wp:docPr id="1381717400" name="図解 4" descr="挿絵：遺伝子からかかりやすい病気を表示する診断アプリ"/>
             <wp:cNvGraphicFramePr>
               <a:graphicFrameLocks noChangeAspect="1"/>
             </wp:cNvGraphicFramePr>
@@ -3377,11 +3507,11 @@
               <a:graphicData uri="http://schemas.openxmlformats.org/drawingml/2006/picture">
                 <pic:pic>
                   <pic:nvPicPr>
-                    <pic:cNvPr id="1381717399" name="ワーク5_診断アプリ" descr="挿絵：遺伝子からかかりやすい病気を表示する診断アプリ"/>
+                    <pic:cNvPr id="1381717400" name="ワーク5_診断アプリ" descr="挿絵：遺伝子からかかりやすい病気を表示する診断アプリ"/>
                     <pic:cNvPicPr/>
                   </pic:nvPicPr>
                   <pic:blipFill>
-                    <a:blip r:embed="rId41"/>
+                    <a:blip r:embed="rId42"/>
                     <a:stretch>
                       <a:fillRect/>
                     </a:stretch>
@@ -3695,7 +3825,7 @@
           <w:noProof/>
         </w:rPr>
         <w:drawing>
-          <wp:anchor distT="0" distB="0" distL="0" distR="0" simplePos="0" relativeHeight="251700004" behindDoc="0" locked="0" layoutInCell="1" allowOverlap="1">
+          <wp:anchor distT="0" distB="0" distL="0" distR="0" simplePos="0" relativeHeight="251700005" behindDoc="0" locked="0" layoutInCell="1" allowOverlap="1">
             <wp:simplePos x="0" y="0"/>
             <wp:positionH relativeFrom="column">
               <wp:posOffset>-2047721</wp:posOffset>
@@ -3706,7 +3836,7 @@
             <wp:extent cx="1980000" cy="4500000"/>
             <wp:effectExtent l="0" t="0" r="0" b="0"/>
             <wp:wrapSquare wrapText="bothSides"/>
-            <wp:docPr id="1381717400" name="図解 4" descr="挿絵：恩恵と弊害・心配の付せんを貼る天秤"/>
+            <wp:docPr id="1381717401" name="図解 5" descr="挿絵：恩恵と弊害・心配の付せんを貼る天秤"/>
             <wp:cNvGraphicFramePr>
               <a:graphicFrameLocks noChangeAspect="1"/>
             </wp:cNvGraphicFramePr>
@@ -3714,11 +3844,11 @@
               <a:graphicData uri="http://schemas.openxmlformats.org/drawingml/2006/picture">
                 <pic:pic>
                   <pic:nvPicPr>
-                    <pic:cNvPr id="1381717400" name="ワーク5_天秤" descr="挿絵：恩恵と弊害・心配の付せんを貼る天秤"/>
+                    <pic:cNvPr id="1381717401" name="ワーク5_天秤" descr="挿絵：恩恵と弊害・心配の付せんを貼る天秤"/>
                     <pic:cNvPicPr/>
                   </pic:nvPicPr>
                   <pic:blipFill>
-                    <a:blip r:embed="rId42"/>
+                    <a:blip r:embed="rId43"/>
                     <a:stretch>
                       <a:fillRect/>
                     </a:stretch>
@@ -3969,15 +4099,6 @@
           <w:szCs w:val="20"/>
         </w:rPr>
       </w:pPr>
-    </w:p>
-    <w:p>
-      <w:pPr>
-        <w:rPr>
-          <w:rFonts w:ascii="UD Digi Kyokasho NK-R" w:eastAsia="UD Digi Kyokasho NK-R" w:hAnsi="UD Digi Kyokasho NK-R" w:cs="UD Digi Kyokasho NK-R"/>
-          <w:sz w:val="20"/>
-          <w:szCs w:val="20"/>
-        </w:rPr>
-      </w:pPr>
       <w:r>
         <w:rPr>
           <w:rFonts w:ascii="UD Digi Kyokasho NK-R" w:eastAsia="UD Digi Kyokasho NK-R" w:hAnsi="UD Digi Kyokasho NK-R" w:cs="UD Digi Kyokasho NK-R"/>
@@ -3995,7 +4116,86 @@
           <w:sz w:val="20"/>
           <w:szCs w:val="20"/>
         </w:rPr>
-        <w:t xml:space="preserve">　①の科学信仰チェックの「事後」に○をつけ、動いた問いと理由を書こう。</w:t>
+        <w:t xml:space="preserve">　①の科学信仰度チェックの「後」を付けよう。タイプは変わったか。</w:t>
+      </w:r>
+    </w:p>
+    <w:p>
+      <w:pPr>
+        <w:rPr>
+          <w:rFonts w:ascii="UD Digi Kyokasho NK-R" w:eastAsia="UD Digi Kyokasho NK-R" w:hAnsi="UD Digi Kyokasho NK-R" w:cs="UD Digi Kyokasho NK-R"/>
+          <w:sz w:val="20"/>
+          <w:szCs w:val="20"/>
+        </w:rPr>
+      </w:pPr>
+      <w:r>
+        <w:rPr>
+          <w:rFonts w:ascii="UD Digi Kyokasho NK-R" w:eastAsia="UD Digi Kyokasho NK-R" w:hAnsi="UD Digi Kyokasho NK-R" w:cs="UD Digi Kyokasho NK-R"/>
+          <w:sz w:val="20"/>
+          <w:szCs w:val="20"/>
+          <w:bdr w:val="single" w:sz="4" w:space="0" w:color="auto"/>
+        </w:rPr>
+        <w:t xml:space="preserve">問５</w:t>
+      </w:r>
+      <w:r>
+        <w:rPr>
+          <w:rFonts w:ascii="UD Digi Kyokasho NK-R" w:eastAsia="UD Digi Kyokasho NK-R" w:hAnsi="UD Digi Kyokasho NK-R" w:cs="UD Digi Kyokasho NK-R"/>
+          <w:sz w:val="20"/>
+          <w:szCs w:val="20"/>
+        </w:rPr>
+        <w:t xml:space="preserve">　点がいちばん動いた（または動かなかった）問いと、その理由になった本文（ページ・行）。</w:t>
+      </w:r>
+    </w:p>
+    <w:p>
+      <w:pPr>
+        <w:rPr>
+          <w:rFonts w:ascii="UD Digi Kyokasho NK-R" w:eastAsia="UD Digi Kyokasho NK-R" w:hAnsi="UD Digi Kyokasho NK-R" w:cs="UD Digi Kyokasho NK-R"/>
+          <w:sz w:val="20"/>
+          <w:szCs w:val="20"/>
+        </w:rPr>
+      </w:pPr>
+    </w:p>
+    <w:p>
+      <w:pPr>
+        <w:rPr>
+          <w:rFonts w:ascii="UD Digi Kyokasho NK-R" w:eastAsia="UD Digi Kyokasho NK-R" w:hAnsi="UD Digi Kyokasho NK-R" w:cs="UD Digi Kyokasho NK-R"/>
+          <w:sz w:val="20"/>
+          <w:szCs w:val="20"/>
+        </w:rPr>
+      </w:pPr>
+      <w:r>
+        <w:rPr>
+          <w:rFonts w:ascii="UD Digi Kyokasho NK-R" w:eastAsia="UD Digi Kyokasho NK-R" w:hAnsi="UD Digi Kyokasho NK-R" w:cs="UD Digi Kyokasho NK-R"/>
+          <w:sz w:val="20"/>
+          <w:szCs w:val="20"/>
+          <w:bdr w:val="single" w:sz="4" w:space="0" w:color="auto"/>
+        </w:rPr>
+        <w:t xml:space="preserve">問６</w:t>
+      </w:r>
+      <w:r>
+        <w:rPr>
+          <w:rFonts w:ascii="UD Digi Kyokasho NK-R" w:eastAsia="UD Digi Kyokasho NK-R" w:hAnsi="UD Digi Kyokasho NK-R" w:cs="UD Digi Kyokasho NK-R"/>
+          <w:sz w:val="20"/>
+          <w:szCs w:val="20"/>
+        </w:rPr>
+        <w:t xml:space="preserve">　科学信仰度を「点数」で測ること自体を、第二段の「数値化」の考えで見直すと？</w:t>
+      </w:r>
+    </w:p>
+    <w:p>
+      <w:pPr>
+        <w:rPr>
+          <w:rFonts w:ascii="UD Digi Kyokasho NK-R" w:eastAsia="UD Digi Kyokasho NK-R" w:hAnsi="UD Digi Kyokasho NK-R" w:cs="UD Digi Kyokasho NK-R"/>
+          <w:sz w:val="20"/>
+          <w:szCs w:val="20"/>
+        </w:rPr>
+      </w:pPr>
+      <w:r>
+        <w:rPr>
+          <w:rFonts w:ascii="UD Digi Kyokasho NK-R" w:eastAsia="UD Digi Kyokasho NK-R" w:hAnsi="UD Digi Kyokasho NK-R" w:cs="UD Digi Kyokasho NK-R"/>
+          <w:color w:val="FFFFFF"/>
+          <w:sz w:val="20"/>
+          <w:szCs w:val="20"/>
+        </w:rPr>
+        <w:t xml:space="preserve">（例）点数は手がかりにすぎず、自分の考えそのものではない。数値の魔術に気をつける。</w:t>
       </w:r>
     </w:p>
     <w:sectPr>
